--- a/Project3.docx
+++ b/Project3.docx
@@ -5,6 +5,10 @@
     <w:p/>
     <w:p>
       <w:r>
+        <w:rPr>
+          <w:noProof/>
+          <w:lang w:eastAsia="en-IN"/>
+        </w:rPr>
         <w:drawing>
           <wp:inline distT="0" distB="0" distL="0" distR="0" wp14:anchorId="523B2631" wp14:editId="07065F55">
             <wp:extent cx="5731510" cy="1257136"/>
@@ -44,6 +48,10 @@
     </w:p>
     <w:p>
       <w:r>
+        <w:rPr>
+          <w:noProof/>
+          <w:lang w:eastAsia="en-IN"/>
+        </w:rPr>
         <w:drawing>
           <wp:inline distT="0" distB="0" distL="0" distR="0" wp14:anchorId="7332B5D6" wp14:editId="7345DE6A">
             <wp:extent cx="5731510" cy="1993169"/>
@@ -83,6 +91,10 @@
     </w:p>
     <w:p>
       <w:r>
+        <w:rPr>
+          <w:noProof/>
+          <w:lang w:eastAsia="en-IN"/>
+        </w:rPr>
         <w:drawing>
           <wp:inline distT="0" distB="0" distL="0" distR="0" wp14:anchorId="061DB8EA" wp14:editId="3C81A5FE">
             <wp:extent cx="5731510" cy="586622"/>
@@ -122,6 +134,10 @@
     </w:p>
     <w:p>
       <w:r>
+        <w:rPr>
+          <w:noProof/>
+          <w:lang w:eastAsia="en-IN"/>
+        </w:rPr>
         <w:drawing>
           <wp:inline distT="0" distB="0" distL="0" distR="0" wp14:anchorId="41862CA4" wp14:editId="4439EF23">
             <wp:extent cx="5731510" cy="2901271"/>
@@ -162,6 +178,10 @@
     <w:p/>
     <w:p>
       <w:r>
+        <w:rPr>
+          <w:noProof/>
+          <w:lang w:eastAsia="en-IN"/>
+        </w:rPr>
         <w:lastRenderedPageBreak/>
         <w:drawing>
           <wp:inline distT="0" distB="0" distL="0" distR="0" wp14:anchorId="7580A36E" wp14:editId="2C0C897E">
@@ -652,6 +672,10 @@
     </w:p>
     <w:p>
       <w:r>
+        <w:rPr>
+          <w:noProof/>
+          <w:lang w:eastAsia="en-IN"/>
+        </w:rPr>
         <w:drawing>
           <wp:inline distT="0" distB="0" distL="0" distR="0" wp14:anchorId="1D2B4006" wp14:editId="6AC596D5">
             <wp:extent cx="5731510" cy="1849269"/>
@@ -691,6 +715,10 @@
     </w:p>
     <w:p>
       <w:r>
+        <w:rPr>
+          <w:noProof/>
+          <w:lang w:eastAsia="en-IN"/>
+        </w:rPr>
         <w:drawing>
           <wp:inline distT="0" distB="0" distL="0" distR="0" wp14:anchorId="426A8B7C" wp14:editId="21A4611D">
             <wp:extent cx="5731510" cy="2683890"/>
@@ -730,6 +758,10 @@
     </w:p>
     <w:p>
       <w:r>
+        <w:rPr>
+          <w:noProof/>
+          <w:lang w:eastAsia="en-IN"/>
+        </w:rPr>
         <w:lastRenderedPageBreak/>
         <w:drawing>
           <wp:inline distT="0" distB="0" distL="0" distR="0" wp14:anchorId="4F02D9B7" wp14:editId="24B70217">
@@ -771,6 +803,10 @@
     <w:p/>
     <w:p>
       <w:r>
+        <w:rPr>
+          <w:noProof/>
+          <w:lang w:eastAsia="en-IN"/>
+        </w:rPr>
         <w:drawing>
           <wp:inline distT="0" distB="0" distL="0" distR="0" wp14:anchorId="74606F36" wp14:editId="76FDBF9E">
             <wp:extent cx="5731510" cy="779510"/>
@@ -810,6 +846,10 @@
     </w:p>
     <w:p>
       <w:r>
+        <w:rPr>
+          <w:noProof/>
+          <w:lang w:eastAsia="en-IN"/>
+        </w:rPr>
         <w:drawing>
           <wp:inline distT="0" distB="0" distL="0" distR="0" wp14:anchorId="095983F2" wp14:editId="288DB581">
             <wp:extent cx="5731510" cy="1778850"/>
@@ -849,6 +889,10 @@
     </w:p>
     <w:p>
       <w:r>
+        <w:rPr>
+          <w:noProof/>
+          <w:lang w:eastAsia="en-IN"/>
+        </w:rPr>
         <w:drawing>
           <wp:inline distT="0" distB="0" distL="0" distR="0" wp14:anchorId="39345C30" wp14:editId="11784AD1">
             <wp:extent cx="5731510" cy="1906829"/>
@@ -890,10 +934,10 @@
       <w:r>
         <w:lastRenderedPageBreak/>
         <w:drawing>
-          <wp:inline distT="0" distB="0" distL="0" distR="0" wp14:anchorId="786EFDAF" wp14:editId="4C0BE976">
-            <wp:extent cx="5731510" cy="2680828"/>
-            <wp:effectExtent l="0" t="0" r="2540" b="5715"/>
-            <wp:docPr id="14" name="Picture 14"/>
+          <wp:inline distT="0" distB="0" distL="0" distR="0" wp14:anchorId="4825D33B" wp14:editId="6E256B9A">
+            <wp:extent cx="5731510" cy="2703195"/>
+            <wp:effectExtent l="0" t="0" r="2540" b="1905"/>
+            <wp:docPr id="17" name="Picture 17"/>
             <wp:cNvGraphicFramePr>
               <a:graphicFrameLocks xmlns:a="http://schemas.openxmlformats.org/drawingml/2006/main" noChangeAspect="1"/>
             </wp:cNvGraphicFramePr>
@@ -913,7 +957,7 @@
                   <pic:spPr>
                     <a:xfrm>
                       <a:off x="0" y="0"/>
-                      <a:ext cx="5731510" cy="2680828"/>
+                      <a:ext cx="5731510" cy="2703195"/>
                     </a:xfrm>
                     <a:prstGeom prst="rect">
                       <a:avLst/>
@@ -929,10 +973,10 @@
     <w:p>
       <w:r>
         <w:drawing>
-          <wp:inline distT="0" distB="0" distL="0" distR="0" wp14:anchorId="17185E30" wp14:editId="54B030D7">
-            <wp:extent cx="5731510" cy="2400988"/>
-            <wp:effectExtent l="0" t="0" r="2540" b="0"/>
-            <wp:docPr id="15" name="Picture 15"/>
+          <wp:inline distT="0" distB="0" distL="0" distR="0" wp14:anchorId="0ED52176" wp14:editId="57627846">
+            <wp:extent cx="5731510" cy="2088082"/>
+            <wp:effectExtent l="0" t="0" r="2540" b="7620"/>
+            <wp:docPr id="11" name="Picture 11"/>
             <wp:cNvGraphicFramePr>
               <a:graphicFrameLocks xmlns:a="http://schemas.openxmlformats.org/drawingml/2006/main" noChangeAspect="1"/>
             </wp:cNvGraphicFramePr>
@@ -952,7 +996,164 @@
                   <pic:spPr>
                     <a:xfrm>
                       <a:off x="0" y="0"/>
-                      <a:ext cx="5731510" cy="2400988"/>
+                      <a:ext cx="5731510" cy="2088082"/>
+                    </a:xfrm>
+                    <a:prstGeom prst="rect">
+                      <a:avLst/>
+                    </a:prstGeom>
+                  </pic:spPr>
+                </pic:pic>
+              </a:graphicData>
+            </a:graphic>
+          </wp:inline>
+        </w:drawing>
+      </w:r>
+    </w:p>
+    <w:p>
+      <w:r>
+        <w:drawing>
+          <wp:inline distT="0" distB="0" distL="0" distR="0" wp14:anchorId="66BEA215" wp14:editId="1CE09F47">
+            <wp:extent cx="5731510" cy="2374045"/>
+            <wp:effectExtent l="0" t="0" r="2540" b="7620"/>
+            <wp:docPr id="16" name="Picture 16"/>
+            <wp:cNvGraphicFramePr>
+              <a:graphicFrameLocks xmlns:a="http://schemas.openxmlformats.org/drawingml/2006/main" noChangeAspect="1"/>
+            </wp:cNvGraphicFramePr>
+            <a:graphic xmlns:a="http://schemas.openxmlformats.org/drawingml/2006/main">
+              <a:graphicData uri="http://schemas.openxmlformats.org/drawingml/2006/picture">
+                <pic:pic xmlns:pic="http://schemas.openxmlformats.org/drawingml/2006/picture">
+                  <pic:nvPicPr>
+                    <pic:cNvPr id="0" name=""/>
+                    <pic:cNvPicPr/>
+                  </pic:nvPicPr>
+                  <pic:blipFill>
+                    <a:blip r:embed="rId19"/>
+                    <a:stretch>
+                      <a:fillRect/>
+                    </a:stretch>
+                  </pic:blipFill>
+                  <pic:spPr>
+                    <a:xfrm>
+                      <a:off x="0" y="0"/>
+                      <a:ext cx="5731510" cy="2374045"/>
+                    </a:xfrm>
+                    <a:prstGeom prst="rect">
+                      <a:avLst/>
+                    </a:prstGeom>
+                  </pic:spPr>
+                </pic:pic>
+              </a:graphicData>
+            </a:graphic>
+          </wp:inline>
+        </w:drawing>
+      </w:r>
+    </w:p>
+    <w:p>
+      <w:r>
+        <w:lastRenderedPageBreak/>
+        <w:drawing>
+          <wp:inline distT="0" distB="0" distL="0" distR="0" wp14:anchorId="21EC6099" wp14:editId="7F9AC98C">
+            <wp:extent cx="5731510" cy="2424257"/>
+            <wp:effectExtent l="0" t="0" r="2540" b="0"/>
+            <wp:docPr id="18" name="Picture 18"/>
+            <wp:cNvGraphicFramePr>
+              <a:graphicFrameLocks xmlns:a="http://schemas.openxmlformats.org/drawingml/2006/main" noChangeAspect="1"/>
+            </wp:cNvGraphicFramePr>
+            <a:graphic xmlns:a="http://schemas.openxmlformats.org/drawingml/2006/main">
+              <a:graphicData uri="http://schemas.openxmlformats.org/drawingml/2006/picture">
+                <pic:pic xmlns:pic="http://schemas.openxmlformats.org/drawingml/2006/picture">
+                  <pic:nvPicPr>
+                    <pic:cNvPr id="0" name=""/>
+                    <pic:cNvPicPr/>
+                  </pic:nvPicPr>
+                  <pic:blipFill>
+                    <a:blip r:embed="rId20"/>
+                    <a:stretch>
+                      <a:fillRect/>
+                    </a:stretch>
+                  </pic:blipFill>
+                  <pic:spPr>
+                    <a:xfrm>
+                      <a:off x="0" y="0"/>
+                      <a:ext cx="5731510" cy="2424257"/>
+                    </a:xfrm>
+                    <a:prstGeom prst="rect">
+                      <a:avLst/>
+                    </a:prstGeom>
+                  </pic:spPr>
+                </pic:pic>
+              </a:graphicData>
+            </a:graphic>
+          </wp:inline>
+        </w:drawing>
+      </w:r>
+    </w:p>
+    <w:p>
+      <w:r>
+        <w:drawing>
+          <wp:inline distT="0" distB="0" distL="0" distR="0" wp14:anchorId="72248AE9" wp14:editId="27AFC979">
+            <wp:extent cx="5731510" cy="2130946"/>
+            <wp:effectExtent l="0" t="0" r="2540" b="3175"/>
+            <wp:docPr id="5" name="Picture 5"/>
+            <wp:cNvGraphicFramePr>
+              <a:graphicFrameLocks xmlns:a="http://schemas.openxmlformats.org/drawingml/2006/main" noChangeAspect="1"/>
+            </wp:cNvGraphicFramePr>
+            <a:graphic xmlns:a="http://schemas.openxmlformats.org/drawingml/2006/main">
+              <a:graphicData uri="http://schemas.openxmlformats.org/drawingml/2006/picture">
+                <pic:pic xmlns:pic="http://schemas.openxmlformats.org/drawingml/2006/picture">
+                  <pic:nvPicPr>
+                    <pic:cNvPr id="0" name=""/>
+                    <pic:cNvPicPr/>
+                  </pic:nvPicPr>
+                  <pic:blipFill>
+                    <a:blip r:embed="rId21"/>
+                    <a:stretch>
+                      <a:fillRect/>
+                    </a:stretch>
+                  </pic:blipFill>
+                  <pic:spPr>
+                    <a:xfrm>
+                      <a:off x="0" y="0"/>
+                      <a:ext cx="5731510" cy="2130946"/>
+                    </a:xfrm>
+                    <a:prstGeom prst="rect">
+                      <a:avLst/>
+                    </a:prstGeom>
+                  </pic:spPr>
+                </pic:pic>
+              </a:graphicData>
+            </a:graphic>
+          </wp:inline>
+        </w:drawing>
+      </w:r>
+    </w:p>
+    <w:p>
+      <w:r>
+        <w:drawing>
+          <wp:inline distT="0" distB="0" distL="0" distR="0" wp14:anchorId="37AC504B" wp14:editId="6C1206C5">
+            <wp:extent cx="5731510" cy="2773292"/>
+            <wp:effectExtent l="0" t="0" r="2540" b="8255"/>
+            <wp:docPr id="19" name="Picture 19"/>
+            <wp:cNvGraphicFramePr>
+              <a:graphicFrameLocks xmlns:a="http://schemas.openxmlformats.org/drawingml/2006/main" noChangeAspect="1"/>
+            </wp:cNvGraphicFramePr>
+            <a:graphic xmlns:a="http://schemas.openxmlformats.org/drawingml/2006/main">
+              <a:graphicData uri="http://schemas.openxmlformats.org/drawingml/2006/picture">
+                <pic:pic xmlns:pic="http://schemas.openxmlformats.org/drawingml/2006/picture">
+                  <pic:nvPicPr>
+                    <pic:cNvPr id="0" name=""/>
+                    <pic:cNvPicPr/>
+                  </pic:nvPicPr>
+                  <pic:blipFill>
+                    <a:blip r:embed="rId22"/>
+                    <a:stretch>
+                      <a:fillRect/>
+                    </a:stretch>
+                  </pic:blipFill>
+                  <pic:spPr>
+                    <a:xfrm>
+                      <a:off x="0" y="0"/>
+                      <a:ext cx="5731510" cy="2773292"/>
                     </a:xfrm>
                     <a:prstGeom prst="rect">
                       <a:avLst/>
